--- a/Gabriela/Documentacao-v2.docx
+++ b/Gabriela/Documentacao-v2.docx
@@ -985,10 +985,7 @@
         <w:t xml:space="preserve"> é uma abelha eussocial cuja colônia reúne uma rainha, milhares de operárias e zangões (PAGE JUNIOR; PENG, 2001). A rainha realiza a postura e produz feromônios que coordenam a colônia, enquanto as operárias executam os demais trabalhos, como ventilação, controle da temperatura, coleta de água, néctar e pólen e processamento do mel</w:t>
       </w:r>
       <w:r>
-        <w:t xml:space="preserve"> </w:t>
-      </w:r>
-      <w:r>
-        <w:t>(BRUTSCHER; BAER; NIÑO, 2019)</w:t>
+        <w:t xml:space="preserve"> (BRUTSCHER; BAER; NIÑO, 2019)</w:t>
       </w:r>
       <w:r>
         <w:t>. É essa divisão de trabalho que permite à colônia regular o próprio ambiente interno.</w:t>
@@ -4370,10 +4367,10 @@
             <v:path o:extrusionok="f" gradientshapeok="t" o:connecttype="rect"/>
             <o:lock v:ext="edit" aspectratio="t"/>
           </v:shapetype>
-          <v:shape id="_x0000_i1046" type="#_x0000_t75" style="width:481.35pt;height:364pt" o:ole="">
+          <v:shape id="_x0000_i1025" type="#_x0000_t75" style="width:481.35pt;height:364pt" o:ole="">
             <v:imagedata r:id="rId11" o:title=""/>
           </v:shape>
-          <o:OLEObject Type="Embed" ProgID="Excel.Sheet.12" ShapeID="_x0000_i1046" DrawAspect="Content" ObjectID="_1854269676" r:id="rId12"/>
+          <o:OLEObject Type="Embed" ProgID="Excel.Sheet.12" ShapeID="_x0000_i1025" DrawAspect="Content" ObjectID="_1854278167" r:id="rId12"/>
         </w:object>
       </w:r>
     </w:p>
@@ -4385,10 +4382,10 @@
       </w:pPr>
       <w:r>
         <w:object w:dxaOrig="9621" w:dyaOrig="15093" w14:anchorId="7B542BE8">
-          <v:shape id="_x0000_i1038" type="#_x0000_t75" style="width:453.35pt;height:710.65pt" o:ole="">
+          <v:shape id="_x0000_i1026" type="#_x0000_t75" style="width:453.35pt;height:710.65pt" o:ole="">
             <v:imagedata r:id="rId13" o:title=""/>
           </v:shape>
-          <o:OLEObject Type="Embed" ProgID="Excel.Sheet.12" ShapeID="_x0000_i1038" DrawAspect="Content" ObjectID="_1854269677" r:id="rId14"/>
+          <o:OLEObject Type="Embed" ProgID="Excel.Sheet.12" ShapeID="_x0000_i1026" DrawAspect="Content" ObjectID="_1854278168" r:id="rId14"/>
         </w:object>
       </w:r>
     </w:p>
@@ -4403,7 +4400,7 @@
           <v:shape id="_x0000_i1027" type="#_x0000_t75" style="width:453.35pt;height:684.65pt" o:ole="">
             <v:imagedata r:id="rId15" o:title=""/>
           </v:shape>
-          <o:OLEObject Type="Embed" ProgID="Excel.Sheet.12" ShapeID="_x0000_i1027" DrawAspect="Content" ObjectID="_1854269678" r:id="rId16"/>
+          <o:OLEObject Type="Embed" ProgID="Excel.Sheet.12" ShapeID="_x0000_i1027" DrawAspect="Content" ObjectID="_1854278169" r:id="rId16"/>
         </w:object>
       </w:r>
     </w:p>
@@ -4415,10 +4412,10 @@
       </w:pPr>
       <w:r>
         <w:object w:dxaOrig="9621" w:dyaOrig="14539" w14:anchorId="37E86CC3">
-          <v:shape id="_x0000_i1067" type="#_x0000_t75" style="width:453.35pt;height:684.65pt" o:ole="">
+          <v:shape id="_x0000_i1028" type="#_x0000_t75" style="width:453.35pt;height:684.65pt" o:ole="">
             <v:imagedata r:id="rId17" o:title=""/>
           </v:shape>
-          <o:OLEObject Type="Embed" ProgID="Excel.Sheet.12" ShapeID="_x0000_i1067" DrawAspect="Content" ObjectID="_1854269679" r:id="rId18"/>
+          <o:OLEObject Type="Embed" ProgID="Excel.Sheet.12" ShapeID="_x0000_i1028" DrawAspect="Content" ObjectID="_1854278170" r:id="rId18"/>
         </w:object>
       </w:r>
     </w:p>
@@ -4433,7 +4430,7 @@
           <v:shape id="_x0000_i1029" type="#_x0000_t75" style="width:452.65pt;height:708pt" o:ole="">
             <v:imagedata r:id="rId19" o:title=""/>
           </v:shape>
-          <o:OLEObject Type="Embed" ProgID="Excel.Sheet.12" ShapeID="_x0000_i1029" DrawAspect="Content" ObjectID="_1854269680" r:id="rId20"/>
+          <o:OLEObject Type="Embed" ProgID="Excel.Sheet.12" ShapeID="_x0000_i1029" DrawAspect="Content" ObjectID="_1854278171" r:id="rId20"/>
         </w:object>
       </w:r>
     </w:p>
@@ -4448,7 +4445,7 @@
           <v:shape id="_x0000_i1030" type="#_x0000_t75" style="width:453.35pt;height:632pt" o:ole="">
             <v:imagedata r:id="rId21" o:title=""/>
           </v:shape>
-          <o:OLEObject Type="Embed" ProgID="Excel.Sheet.12" ShapeID="_x0000_i1030" DrawAspect="Content" ObjectID="_1854269681" r:id="rId22"/>
+          <o:OLEObject Type="Embed" ProgID="Excel.Sheet.12" ShapeID="_x0000_i1030" DrawAspect="Content" ObjectID="_1854278172" r:id="rId22"/>
         </w:object>
       </w:r>
     </w:p>
@@ -4473,7 +4470,7 @@
           <v:shape id="_x0000_i1031" type="#_x0000_t75" style="width:453.35pt;height:658.65pt" o:ole="">
             <v:imagedata r:id="rId23" o:title=""/>
           </v:shape>
-          <o:OLEObject Type="Embed" ProgID="Excel.Sheet.12" ShapeID="_x0000_i1031" DrawAspect="Content" ObjectID="_1854269682" r:id="rId24"/>
+          <o:OLEObject Type="Embed" ProgID="Excel.Sheet.12" ShapeID="_x0000_i1031" DrawAspect="Content" ObjectID="_1854278173" r:id="rId24"/>
         </w:object>
       </w:r>
     </w:p>
@@ -4490,10 +4487,10 @@
       </w:pPr>
       <w:r>
         <w:object w:dxaOrig="9986" w:dyaOrig="11062" w14:anchorId="472D8F2A">
-          <v:shape id="_x0000_i1060" type="#_x0000_t75" style="width:470.65pt;height:521.35pt" o:ole="">
+          <v:shape id="_x0000_i1032" type="#_x0000_t75" style="width:470.65pt;height:521.35pt" o:ole="">
             <v:imagedata r:id="rId25" o:title=""/>
           </v:shape>
-          <o:OLEObject Type="Embed" ProgID="Excel.Sheet.12" ShapeID="_x0000_i1060" DrawAspect="Content" ObjectID="_1854269683" r:id="rId26"/>
+          <o:OLEObject Type="Embed" ProgID="Excel.Sheet.12" ShapeID="_x0000_i1032" DrawAspect="Content" ObjectID="_1854278174" r:id="rId26"/>
         </w:object>
       </w:r>
     </w:p>
@@ -4510,13 +4507,7 @@
         <w:pStyle w:val="Ttulo2"/>
       </w:pPr>
       <w:r>
-        <w:t>4.1</w:t>
-      </w:r>
-      <w:r>
-        <w:t>2</w:t>
-      </w:r>
-      <w:r>
-        <w:t xml:space="preserve"> </w:t>
+        <w:t xml:space="preserve">4.12 </w:t>
       </w:r>
       <w:proofErr w:type="spellStart"/>
       <w:r>
@@ -4542,6 +4533,9 @@
         <w:pStyle w:val="FonteABNT"/>
       </w:pPr>
       <w:r>
+        <w:rPr>
+          <w:noProof/>
+        </w:rPr>
         <w:lastRenderedPageBreak/>
         <w:drawing>
           <wp:inline distT="0" distB="0" distL="0" distR="0" wp14:anchorId="0BF40E9E" wp14:editId="21A9685F">
@@ -4600,145 +4594,199 @@
     <w:p>
       <w:pPr>
         <w:pStyle w:val="LegendaABNT"/>
-      </w:pPr>
-      <w:r>
+        <w:spacing w:line="360" w:lineRule="auto"/>
+        <w:ind w:firstLine="426"/>
+        <w:jc w:val="both"/>
+        <w:rPr>
+          <w:sz w:val="24"/>
+          <w:szCs w:val="24"/>
+        </w:rPr>
+      </w:pPr>
+      <w:r>
+        <w:rPr>
+          <w:sz w:val="24"/>
+          <w:szCs w:val="24"/>
+        </w:rPr>
         <w:t>O mapa de riscos do projeto foi elaborado a partir da identificação de situações que poderiam comprometer o desenvolvimento, a entrega ou a apresentação da solução. Cada risco recebeu uma nota de probabilidade (P) e uma de impacto (I), em escala de 1 a 3. O produto dessas notas (P × I) define o grau de exposição e a classificação do risco: verde para exposição baixa e amarelo para exposição intermediária. O Quadro 4 apresenta a matriz completa, com os 26 riscos identificados, a ação definida para cada um (mitigar ou evitar) e a solução proposta.</w:t>
       </w:r>
     </w:p>
     <w:p>
       <w:pPr>
         <w:pStyle w:val="LegendaABNT"/>
-      </w:pPr>
-      <w:r>
-        <w:t xml:space="preserve">Na análise geral, nenhum risco foi classificado como vermelho (crítico). Treze riscos ficaram na faixa amarela e treze na faixa verde. Entre as respostas, 25 riscos foram tratados com a estratégia de </w:t>
-      </w:r>
-      <w:r>
-        <w:rPr>
-          <w:b/>
-          <w:bCs/>
-        </w:rPr>
-        <w:t>mitigação</w:t>
-      </w:r>
-      <w:r>
-        <w:t xml:space="preserve"> e apenas um (curto circuito) com a de </w:t>
-      </w:r>
-      <w:r>
-        <w:rPr>
-          <w:b/>
-          <w:bCs/>
-        </w:rPr>
-        <w:t>evitar</w:t>
-      </w:r>
-      <w:r>
-        <w:t>, conforme o Quadro 4.</w:t>
+        <w:spacing w:line="360" w:lineRule="auto"/>
+        <w:ind w:firstLine="426"/>
+        <w:jc w:val="both"/>
+        <w:rPr>
+          <w:sz w:val="24"/>
+          <w:szCs w:val="24"/>
+        </w:rPr>
+      </w:pPr>
+      <w:r>
+        <w:rPr>
+          <w:sz w:val="24"/>
+          <w:szCs w:val="24"/>
+        </w:rPr>
+        <w:t>Na análise geral, nenhum risco foi classificado como vermelho (crítico). Treze riscos ficaram na faixa amarela e treze na faixa verde. Entre as respostas, 25 riscos foram tratados com a estratégia de mitigação e apenas um (</w:t>
+      </w:r>
+      <w:proofErr w:type="gramStart"/>
+      <w:r>
+        <w:rPr>
+          <w:sz w:val="24"/>
+          <w:szCs w:val="24"/>
+        </w:rPr>
+        <w:t>curto circuito</w:t>
+      </w:r>
+      <w:proofErr w:type="gramEnd"/>
+      <w:r>
+        <w:rPr>
+          <w:sz w:val="24"/>
+          <w:szCs w:val="24"/>
+        </w:rPr>
+        <w:t>) com a de evitar, conforme o Quadro 4.</w:t>
       </w:r>
     </w:p>
     <w:p>
       <w:pPr>
         <w:pStyle w:val="LegendaABNT"/>
-      </w:pPr>
-      <w:r>
-        <w:t xml:space="preserve">Os maiores graus de exposição, com P × I igual a 9, foram </w:t>
-      </w:r>
-      <w:r>
-        <w:rPr>
-          <w:b/>
-          <w:bCs/>
-        </w:rPr>
-        <w:t>queimar o Arduino</w:t>
-      </w:r>
-      <w:r>
-        <w:t xml:space="preserve"> e </w:t>
-      </w:r>
-      <w:r>
-        <w:rPr>
-          <w:b/>
-          <w:bCs/>
-        </w:rPr>
-        <w:t>alguém não poder apresentar no dia da sprint</w:t>
-      </w:r>
-      <w:r>
-        <w:t>. No primeiro caso, a ligação incorreta de componentes ou o uso de tensão e corrente inadequadas pode danificar a placa e interromper a coleta de dados. A resposta prevista no Quadro 4 é conferir as ligações antes de energizar o circuito e manter um Arduino reserva. No segundo, a ausência de um integrante poderia prejudicar a apresentação. Por isso, a solução é garantir que mais de uma pessoa conheça cada parte do projeto e possa apresentá-la.</w:t>
+        <w:spacing w:line="360" w:lineRule="auto"/>
+        <w:ind w:firstLine="426"/>
+        <w:jc w:val="both"/>
+        <w:rPr>
+          <w:sz w:val="24"/>
+          <w:szCs w:val="24"/>
+        </w:rPr>
+      </w:pPr>
+      <w:r>
+        <w:rPr>
+          <w:sz w:val="24"/>
+          <w:szCs w:val="24"/>
+        </w:rPr>
+        <w:t>Os maiores graus de exposição, com P × I igual a 9, foram queimar o Arduino e alguém não poder apresentar no dia da sprint. No primeiro caso, a ligação incorreta de componentes ou o uso de tensão e corrente inadequadas pode danificar a placa e interromper a coleta de dados. A resposta prevista no Quadro 4 é conferir as ligações antes de energizar o circuito e manter um Arduino reserva. No segundo, a ausência de um integrante poderia prejudicar a apresentação. Por isso, a solução é garantir que mais de uma pessoa conheça cada parte do projeto e possa apresentá-la.</w:t>
       </w:r>
     </w:p>
     <w:p>
       <w:pPr>
         <w:pStyle w:val="LegendaABNT"/>
-      </w:pPr>
-      <w:r>
-        <w:t xml:space="preserve">O terceiro maior risco (P × I = 6) é a </w:t>
-      </w:r>
-      <w:r>
-        <w:rPr>
-          <w:b/>
-          <w:bCs/>
-        </w:rPr>
-        <w:t>perda de integrante</w:t>
-      </w:r>
-      <w:r>
-        <w:t>. Ela tem probabilidade média e impacto alto, pois pode causar perda de conhecimento e atraso nas entregas. A mitigação proposta é documentar as tarefas e os conhecimentos do projeto para que outro integrante possa assumir a função. Esse risco se conecta aos de ausência na sprint e de falta de comprometimento, tratados com definição clara de responsabilidades, acompanhamento do andamento e redistribuição de atividades quando necessário.</w:t>
+        <w:spacing w:line="360" w:lineRule="auto"/>
+        <w:ind w:firstLine="426"/>
+        <w:jc w:val="both"/>
+        <w:rPr>
+          <w:sz w:val="24"/>
+          <w:szCs w:val="24"/>
+        </w:rPr>
+      </w:pPr>
+      <w:r>
+        <w:rPr>
+          <w:sz w:val="24"/>
+          <w:szCs w:val="24"/>
+        </w:rPr>
+        <w:t>O terceiro maior risco (P × I = 6) é a perda de integrante. Ela tem probabilidade média e impacto alto, pois pode causar perda de conhecimento e atraso nas entregas. A mitigação proposta é documentar as tarefas e os conhecimentos do projeto para que outro integrante possa assumir a função. Esse risco se conecta aos de ausência na sprint e de falta de comprometimento, tratados com definição clara de responsabilidades, acompanhamento do andamento e redistribuição de atividades quando necessário.</w:t>
       </w:r>
     </w:p>
     <w:p>
       <w:pPr>
         <w:pStyle w:val="LegendaABNT"/>
-      </w:pPr>
-      <w:r>
-        <w:t xml:space="preserve">Com exposição 4 aparecem os riscos de </w:t>
-      </w:r>
-      <w:r>
-        <w:rPr>
-          <w:b/>
-          <w:bCs/>
-        </w:rPr>
-        <w:t>quebrar a VM</w:t>
-      </w:r>
-      <w:r>
-        <w:t xml:space="preserve"> e de </w:t>
-      </w:r>
-      <w:r>
-        <w:rPr>
-          <w:b/>
-          <w:bCs/>
-        </w:rPr>
-        <w:t>a VM congelar</w:t>
-      </w:r>
-      <w:r>
-        <w:t>, ambos ligados ao ambiente de desenvolvimento. As respostas são criar snapshots e backups, evitar alterações sem testar antes e salvar o trabalho com frequência, reiniciando a máquina de forma controlada quando necessário.</w:t>
+        <w:spacing w:line="360" w:lineRule="auto"/>
+        <w:ind w:firstLine="426"/>
+        <w:jc w:val="both"/>
+        <w:rPr>
+          <w:sz w:val="24"/>
+          <w:szCs w:val="24"/>
+        </w:rPr>
+      </w:pPr>
+      <w:r>
+        <w:rPr>
+          <w:sz w:val="24"/>
+          <w:szCs w:val="24"/>
+        </w:rPr>
+        <w:t>Com exposição 4 aparecem os riscos de quebrar a VM e de a VM congelar, ambos ligados ao ambiente de desenvolvimento. As respostas são criar snapshots e backups, evitar alterações sem testar antes e salvar o trabalho com frequência, reiniciando a máquina de forma controlada quando necessário.</w:t>
       </w:r>
     </w:p>
     <w:p>
       <w:pPr>
         <w:pStyle w:val="LegendaABNT"/>
-      </w:pPr>
-      <w:r>
+        <w:spacing w:line="360" w:lineRule="auto"/>
+        <w:jc w:val="both"/>
+        <w:rPr>
+          <w:sz w:val="24"/>
+          <w:szCs w:val="24"/>
+        </w:rPr>
+      </w:pPr>
+      <w:r>
+        <w:rPr>
+          <w:sz w:val="24"/>
+          <w:szCs w:val="24"/>
+        </w:rPr>
+        <w:lastRenderedPageBreak/>
         <w:t>Os demais riscos amarelos (P × I = 3) concentram-se em dois grupos. O primeiro é o de falhas técnicas de software: erro de merge, erro no código, erro de fetch e banco de dados que não funciona. Para esses, o Quadro 4 prevê fazer merges em etapas, revisar o código em conjunto, validar a API (URL, método e resposta) e manter um script de criação do banco, testado e salvo. O segundo é o de hardware: má instalação do sensor, falha de algum componente do sensor e ausência de backup. As respostas incluem seguir o esquema de ligação, testar os componentes individualmente, manter peças de reposição e guardar backups em locais diferentes, como Git e armazenamento em nuvem. O risco de alguém travar durante o desenvolvimento é tratado com pedido de ajuda rápido ao grupo e divisão do problema em tarefas menores.</w:t>
       </w:r>
     </w:p>
     <w:p>
       <w:pPr>
         <w:pStyle w:val="LegendaABNT"/>
-      </w:pPr>
-      <w:r>
-        <w:t xml:space="preserve">Os riscos de classificação verde, como falha de internet, queda de energia, clima, atraso de entrega e conflito entre integrantes, têm baixa probabilidade e/ou baixo impacto. Mesmo assim, o Quadro 4 define uma ação para cada um, como desenvolver localmente em caso de queda de conexão, usar nobreak ou bateria, proteger os equipamentos contra o clima e antecipar pedidos de materiais. O curto circuito (P × I = 2) foi o único tratado com a estratégia de </w:t>
-      </w:r>
-      <w:r>
-        <w:rPr>
-          <w:b/>
-          <w:bCs/>
-        </w:rPr>
-        <w:t>evitar</w:t>
-      </w:r>
-      <w:r>
-        <w:t>, por meio da conferência das conexões antes de energizar o circuito e do cuidado com fios expostos.</w:t>
+        <w:spacing w:line="360" w:lineRule="auto"/>
+        <w:jc w:val="both"/>
+        <w:rPr>
+          <w:sz w:val="24"/>
+          <w:szCs w:val="24"/>
+        </w:rPr>
+      </w:pPr>
+      <w:r>
+        <w:rPr>
+          <w:sz w:val="24"/>
+          <w:szCs w:val="24"/>
+        </w:rPr>
+        <w:t xml:space="preserve">Os riscos de classificação verde, como falha de internet, queda de energia, clima, atraso de entrega e conflito entre integrantes, têm baixa probabilidade e/ou baixo impacto. Mesmo assim, o Quadro 4 define uma ação para cada um, como desenvolver localmente em caso de queda de conexão, usar nobreak ou bateria, proteger os equipamentos contra o clima e antecipar pedidos de materiais. O </w:t>
+      </w:r>
+      <w:proofErr w:type="gramStart"/>
+      <w:r>
+        <w:rPr>
+          <w:sz w:val="24"/>
+          <w:szCs w:val="24"/>
+        </w:rPr>
+        <w:t>curto circuito</w:t>
+      </w:r>
+      <w:proofErr w:type="gramEnd"/>
+      <w:r>
+        <w:rPr>
+          <w:sz w:val="24"/>
+          <w:szCs w:val="24"/>
+        </w:rPr>
+        <w:t xml:space="preserve"> (P × I = 2) foi o único tratado com a estratégia de evitar, por meio da conferência das conexões antes de energizar o circuito e do cuidado com fios expostos.</w:t>
       </w:r>
     </w:p>
     <w:p>
       <w:pPr>
         <w:pStyle w:val="LegendaABNT"/>
-      </w:pPr>
-      <w:r>
-        <w:t>Em síntese, o mapa mostra que os principais riscos do projeto estão ligados à integridade do hardware e à dependência de pessoas-chave, e que as ações de mitigação baseiam-se em prevenção, documentação, backups e redundância.</w:t>
+        <w:spacing w:line="360" w:lineRule="auto"/>
+        <w:jc w:val="both"/>
+        <w:rPr>
+          <w:sz w:val="24"/>
+          <w:szCs w:val="24"/>
+        </w:rPr>
+      </w:pPr>
+      <w:r>
+        <w:rPr>
+          <w:sz w:val="24"/>
+          <w:szCs w:val="24"/>
+        </w:rPr>
+        <w:t xml:space="preserve">Em síntese, o mapa mostra que os principais riscos do projeto estão ligados à integridade do hardware e à dependência de pessoas-chave, e que as ações de mitigação </w:t>
+      </w:r>
+      <w:proofErr w:type="gramStart"/>
+      <w:r>
+        <w:rPr>
+          <w:sz w:val="24"/>
+          <w:szCs w:val="24"/>
+        </w:rPr>
+        <w:t>baseiam-se</w:t>
+      </w:r>
+      <w:proofErr w:type="gramEnd"/>
+      <w:r>
+        <w:rPr>
+          <w:sz w:val="24"/>
+          <w:szCs w:val="24"/>
+        </w:rPr>
+        <w:t xml:space="preserve"> em prevenção, documentação, backups e redundância.</w:t>
       </w:r>
     </w:p>
     <w:p>
@@ -4765,7 +4813,7 @@
           <v:shape id="_x0000_i1033" type="#_x0000_t75" style="width:471.35pt;height:696.65pt" o:ole="">
             <v:imagedata r:id="rId28" o:title=""/>
           </v:shape>
-          <o:OLEObject Type="Embed" ProgID="Excel.Sheet.12" ShapeID="_x0000_i1033" DrawAspect="Content" ObjectID="_1854269684" r:id="rId29"/>
+          <o:OLEObject Type="Embed" ProgID="Excel.Sheet.12" ShapeID="_x0000_i1033" DrawAspect="Content" ObjectID="_1854278175" r:id="rId29"/>
         </w:object>
       </w:r>
     </w:p>
@@ -4780,7 +4828,7 @@
           <v:shape id="_x0000_i1034" type="#_x0000_t75" style="width:453.35pt;height:682pt" o:ole="">
             <v:imagedata r:id="rId30" o:title=""/>
           </v:shape>
-          <o:OLEObject Type="Embed" ProgID="Excel.Sheet.12" ShapeID="_x0000_i1034" DrawAspect="Content" ObjectID="_1854269685" r:id="rId31"/>
+          <o:OLEObject Type="Embed" ProgID="Excel.Sheet.12" ShapeID="_x0000_i1034" DrawAspect="Content" ObjectID="_1854278176" r:id="rId31"/>
         </w:object>
       </w:r>
     </w:p>
@@ -4791,11 +4839,14 @@
         <w:pStyle w:val="LegendaABNT"/>
       </w:pPr>
       <w:r>
+        <w:rPr>
+          <w:u w:val="single"/>
+        </w:rPr>
         <w:object w:dxaOrig="9434" w:dyaOrig="9869" w14:anchorId="0E9A5821">
-          <v:shape id="_x0000_i1035" type="#_x0000_t75" style="width:453.35pt;height:474pt" o:ole="">
+          <v:shape id="_x0000_i1051" type="#_x0000_t75" style="width:453.35pt;height:474pt" o:ole="">
             <v:imagedata r:id="rId32" o:title=""/>
           </v:shape>
-          <o:OLEObject Type="Embed" ProgID="Excel.Sheet.12" ShapeID="_x0000_i1035" DrawAspect="Content" ObjectID="_1854269686" r:id="rId33"/>
+          <o:OLEObject Type="Embed" ProgID="Excel.Sheet.12" ShapeID="_x0000_i1051" DrawAspect="Content" ObjectID="_1854278177" r:id="rId33"/>
         </w:object>
       </w:r>
     </w:p>
@@ -5046,12 +5097,16 @@
         <w:t xml:space="preserve"> colony strength. Journal of Economic Entomology, v. 115, n. 3, p. 715–723, 2022. </w:t>
       </w:r>
       <w:r>
+        <w:rPr>
+          <w:lang w:val="en-US"/>
+        </w:rPr>
         <w:t xml:space="preserve">DOI: </w:t>
       </w:r>
       <w:hyperlink r:id="rId35" w:history="1">
         <w:r>
           <w:rPr>
             <w:rStyle w:val="Hyperlink"/>
+            <w:lang w:val="en-US"/>
           </w:rPr>
           <w:t>https://doi.org/10.1093/jee/toac034</w:t>
         </w:r>
@@ -5070,18 +5125,17 @@
         </w:rPr>
         <w:t xml:space="preserve">DANIELI, Pier Paolo et al. Precision beekeeping systems: state of the art, pros and cons, and their application as tools for advancing the beekeeping sector. </w:t>
       </w:r>
-      <w:proofErr w:type="spellStart"/>
-      <w:r>
-        <w:t>Animals</w:t>
-      </w:r>
-      <w:proofErr w:type="spellEnd"/>
-      <w:r>
-        <w:t xml:space="preserve">, v. 14, n. 1, art. 70, 2024. DOI: </w:t>
+      <w:r>
+        <w:rPr>
+          <w:lang w:val="en-US"/>
+        </w:rPr>
+        <w:t xml:space="preserve">Animals, v. 14, n. 1, art. 70, 2024. DOI: </w:t>
       </w:r>
       <w:hyperlink r:id="rId36" w:history="1">
         <w:r>
           <w:rPr>
             <w:rStyle w:val="Hyperlink"/>
+            <w:lang w:val="en-US"/>
           </w:rPr>
           <w:t>https://doi.org/10.3390/ani14010070</w:t>
         </w:r>
@@ -5219,12 +5273,16 @@
         <w:t xml:space="preserve">, v. 97, n. 4, p. 429–433, 2010. </w:t>
       </w:r>
       <w:r>
+        <w:rPr>
+          <w:lang w:val="en-US"/>
+        </w:rPr>
         <w:t xml:space="preserve">DOI: </w:t>
       </w:r>
       <w:hyperlink r:id="rId38" w:history="1">
         <w:r>
           <w:rPr>
             <w:rStyle w:val="Hyperlink"/>
+            <w:lang w:val="en-US"/>
           </w:rPr>
           <w:t>https://doi.org/10.1007/s00114-010-0655-1</w:t>
         </w:r>
@@ -5491,9 +5549,6 @@
     <w:p>
       <w:pPr>
         <w:pStyle w:val="ReferenciaABNT"/>
-        <w:rPr>
-          <w:lang w:val="en-US"/>
-        </w:rPr>
       </w:pPr>
       <w:r>
         <w:rPr>
@@ -5501,18 +5556,16 @@
         </w:rPr>
         <w:t xml:space="preserve">MEYER, S. et al. Application of continuous monitoring of honeybee colonies. </w:t>
       </w:r>
+      <w:proofErr w:type="spellStart"/>
       <w:r>
         <w:rPr>
           <w:b/>
           <w:bCs/>
-          <w:lang w:val="en-US"/>
         </w:rPr>
         <w:t>Apidologie</w:t>
       </w:r>
-      <w:r>
-        <w:rPr>
-          <w:lang w:val="en-US"/>
-        </w:rPr>
+      <w:proofErr w:type="spellEnd"/>
+      <w:r>
         <w:t>, v. 46, p. 227-237, 2015. DOI: 10.1007/s13592-014-0298-x.</w:t>
       </w:r>
     </w:p>
@@ -6601,6 +6654,7 @@
   <w:style w:type="character" w:default="1" w:styleId="Fontepargpadro">
     <w:name w:val="Default Paragraph Font"/>
     <w:uiPriority w:val="1"/>
+    <w:semiHidden/>
     <w:unhideWhenUsed/>
   </w:style>
   <w:style w:type="table" w:default="1" w:styleId="Tabelanormal">
